--- a/02. Advanced Certificate in Agentic AI Coding and Architecting/Academic Board Approval - Advanced Certificate in Agentic AI Coding and Architecting.docx
+++ b/02. Advanced Certificate in Agentic AI Coding and Architecting/Academic Board Approval - Advanced Certificate in Agentic AI Coding and Architecting.docx
@@ -469,10 +469,8 @@
             <w:vAlign w:val="center"/>
           </w:tcPr>
           <w:p>
-            <w:r/>
             <w:r>
               <w:rPr>
-                <w:rFonts w:ascii="Arial" w:hAnsi="Arial" w:eastAsia="Arial"/>
                 <w:b/>
                 <w:sz w:val="20"/>
               </w:rPr>
@@ -487,10 +485,8 @@
             <w:vAlign w:val="center"/>
           </w:tcPr>
           <w:p>
-            <w:r/>
             <w:r>
               <w:rPr>
-                <w:rFonts w:ascii="Arial" w:hAnsi="Arial" w:eastAsia="Arial"/>
                 <w:b/>
                 <w:sz w:val="20"/>
               </w:rPr>
@@ -505,10 +501,8 @@
             <w:vAlign w:val="center"/>
           </w:tcPr>
           <w:p>
-            <w:r/>
             <w:r>
               <w:rPr>
-                <w:rFonts w:ascii="Arial" w:hAnsi="Arial" w:eastAsia="Arial"/>
                 <w:b/>
                 <w:sz w:val="20"/>
               </w:rPr>
@@ -518,9 +512,12 @@
         </w:tc>
       </w:tr>
       <w:tr>
+        <w:trPr>
+          <w:jc w:val="center"/>
+        </w:trPr>
         <w:tc>
           <w:tcPr>
-            <w:tcW w:type="dxa" w:w="3264"/>
+            <w:tcW w:w="3264" w:type="dxa"/>
           </w:tcPr>
           <w:p>
             <w:r>
@@ -530,7 +527,7 @@
         </w:tc>
         <w:tc>
           <w:tcPr>
-            <w:tcW w:type="dxa" w:w="3264"/>
+            <w:tcW w:w="3264" w:type="dxa"/>
           </w:tcPr>
           <w:p>
             <w:r>
@@ -540,7 +537,7 @@
         </w:tc>
         <w:tc>
           <w:tcPr>
-            <w:tcW w:type="dxa" w:w="3264"/>
+            <w:tcW w:w="3264" w:type="dxa"/>
           </w:tcPr>
           <w:p>
             <w:r>
@@ -550,9 +547,12 @@
         </w:tc>
       </w:tr>
       <w:tr>
+        <w:trPr>
+          <w:jc w:val="center"/>
+        </w:trPr>
         <w:tc>
           <w:tcPr>
-            <w:tcW w:type="dxa" w:w="3264"/>
+            <w:tcW w:w="3264" w:type="dxa"/>
           </w:tcPr>
           <w:p>
             <w:r>
@@ -562,7 +562,7 @@
         </w:tc>
         <w:tc>
           <w:tcPr>
-            <w:tcW w:type="dxa" w:w="3264"/>
+            <w:tcW w:w="3264" w:type="dxa"/>
           </w:tcPr>
           <w:p>
             <w:r>
@@ -572,7 +572,7 @@
         </w:tc>
         <w:tc>
           <w:tcPr>
-            <w:tcW w:type="dxa" w:w="3264"/>
+            <w:tcW w:w="3264" w:type="dxa"/>
           </w:tcPr>
           <w:p>
             <w:r>
@@ -582,9 +582,12 @@
         </w:tc>
       </w:tr>
       <w:tr>
+        <w:trPr>
+          <w:jc w:val="center"/>
+        </w:trPr>
         <w:tc>
           <w:tcPr>
-            <w:tcW w:type="dxa" w:w="3264"/>
+            <w:tcW w:w="3264" w:type="dxa"/>
           </w:tcPr>
           <w:p>
             <w:r>
@@ -594,7 +597,7 @@
         </w:tc>
         <w:tc>
           <w:tcPr>
-            <w:tcW w:type="dxa" w:w="3264"/>
+            <w:tcW w:w="3264" w:type="dxa"/>
           </w:tcPr>
           <w:p>
             <w:r>
@@ -604,7 +607,7 @@
         </w:tc>
         <w:tc>
           <w:tcPr>
-            <w:tcW w:type="dxa" w:w="3264"/>
+            <w:tcW w:w="3264" w:type="dxa"/>
           </w:tcPr>
           <w:p>
             <w:r>
@@ -614,9 +617,12 @@
         </w:tc>
       </w:tr>
       <w:tr>
+        <w:trPr>
+          <w:jc w:val="center"/>
+        </w:trPr>
         <w:tc>
           <w:tcPr>
-            <w:tcW w:type="dxa" w:w="3264"/>
+            <w:tcW w:w="3264" w:type="dxa"/>
           </w:tcPr>
           <w:p>
             <w:r>
@@ -626,7 +632,7 @@
         </w:tc>
         <w:tc>
           <w:tcPr>
-            <w:tcW w:type="dxa" w:w="3264"/>
+            <w:tcW w:w="3264" w:type="dxa"/>
           </w:tcPr>
           <w:p>
             <w:r>
@@ -636,7 +642,7 @@
         </w:tc>
         <w:tc>
           <w:tcPr>
-            <w:tcW w:type="dxa" w:w="3264"/>
+            <w:tcW w:w="3264" w:type="dxa"/>
           </w:tcPr>
           <w:p>
             <w:r>
@@ -646,9 +652,12 @@
         </w:tc>
       </w:tr>
       <w:tr>
+        <w:trPr>
+          <w:jc w:val="center"/>
+        </w:trPr>
         <w:tc>
           <w:tcPr>
-            <w:tcW w:type="dxa" w:w="3264"/>
+            <w:tcW w:w="3264" w:type="dxa"/>
           </w:tcPr>
           <w:p>
             <w:r>
@@ -658,20 +667,25 @@
         </w:tc>
         <w:tc>
           <w:tcPr>
-            <w:tcW w:type="dxa" w:w="3264"/>
+            <w:tcW w:w="3264" w:type="dxa"/>
           </w:tcPr>
           <w:p>
             <w:r>
-              <w:t>Module 5: Context Management &amp; Reliability</w:t>
+              <w:t xml:space="preserve">Module 5: Context Management </w:t>
+            </w:r>
+            <w:r>
+              <w:lastRenderedPageBreak/>
+              <w:t>&amp; Reliability</w:t>
             </w:r>
           </w:p>
         </w:tc>
         <w:tc>
           <w:tcPr>
-            <w:tcW w:type="dxa" w:w="3264"/>
+            <w:tcW w:w="3264" w:type="dxa"/>
           </w:tcPr>
           <w:p>
             <w:r>
+              <w:lastRenderedPageBreak/>
               <w:t>Dr Ang Chew Hoe</w:t>
             </w:r>
           </w:p>
@@ -691,7 +705,6 @@
         <w:pStyle w:val="Heading1"/>
       </w:pPr>
       <w:r>
-        <w:lastRenderedPageBreak/>
         <w:t>Basis</w:t>
       </w:r>
     </w:p>
@@ -744,8 +757,6 @@
       </w:tblPr>
       <w:tblGrid>
         <w:gridCol w:w="3264"/>
-        <w:gridCol w:w="3264"/>
-        <w:gridCol w:w="3264"/>
       </w:tblGrid>
       <w:tr>
         <w:trPr>
@@ -754,39 +765,82 @@
         <w:tc>
           <w:tcPr>
             <w:tcW w:w="3264" w:type="dxa"/>
-            <w:gridSpan w:val="3"/>
           </w:tcPr>
           <w:p>
-            <w:r/>
             <w:r>
               <w:rPr>
-                <w:rFonts w:ascii="Arial" w:hAnsi="Arial" w:eastAsia="Arial"/>
                 <w:sz w:val="19"/>
               </w:rPr>
               <w:t>Signature:</w:t>
             </w:r>
           </w:p>
           <w:p>
+            <w:pPr>
+              <w:jc w:val="center"/>
+            </w:pPr>
             <w:r>
               <w:rPr>
-                <w:rFonts w:ascii="Arial" w:hAnsi="Arial" w:eastAsia="Arial"/>
+                <w:noProof/>
+              </w:rPr>
+              <w:drawing>
+                <wp:inline distT="0" distB="0" distL="0" distR="0" wp14:anchorId="2A0D5BFE" wp14:editId="775AF6A8">
+                  <wp:extent cx="1171575" cy="371475"/>
+                  <wp:effectExtent l="0" t="0" r="9525" b="9525"/>
+                  <wp:docPr id="700610019" name="Picture 1"/>
+                  <wp:cNvGraphicFramePr>
+                    <a:graphicFrameLocks xmlns:a="http://schemas.openxmlformats.org/drawingml/2006/main" noChangeAspect="1"/>
+                  </wp:cNvGraphicFramePr>
+                  <a:graphic xmlns:a="http://schemas.openxmlformats.org/drawingml/2006/main">
+                    <a:graphicData uri="http://schemas.openxmlformats.org/drawingml/2006/picture">
+                      <pic:pic xmlns:pic="http://schemas.openxmlformats.org/drawingml/2006/picture">
+                        <pic:nvPicPr>
+                          <pic:cNvPr id="0" name="Picture 1"/>
+                          <pic:cNvPicPr>
+                            <a:picLocks noChangeAspect="1" noChangeArrowheads="1"/>
+                          </pic:cNvPicPr>
+                        </pic:nvPicPr>
+                        <pic:blipFill>
+                          <a:blip r:embed="rId8">
+                            <a:extLst>
+                              <a:ext uri="{28A0092B-C50C-407E-A947-70E740481C1C}">
+                                <a14:useLocalDpi xmlns:a14="http://schemas.microsoft.com/office/drawing/2010/main" val="0"/>
+                              </a:ext>
+                            </a:extLst>
+                          </a:blip>
+                          <a:srcRect/>
+                          <a:stretch>
+                            <a:fillRect/>
+                          </a:stretch>
+                        </pic:blipFill>
+                        <pic:spPr bwMode="auto">
+                          <a:xfrm>
+                            <a:off x="0" y="0"/>
+                            <a:ext cx="1171575" cy="371475"/>
+                          </a:xfrm>
+                          <a:prstGeom prst="rect">
+                            <a:avLst/>
+                          </a:prstGeom>
+                          <a:noFill/>
+                          <a:ln>
+                            <a:noFill/>
+                          </a:ln>
+                        </pic:spPr>
+                      </pic:pic>
+                    </a:graphicData>
+                  </a:graphic>
+                </wp:inline>
+              </w:drawing>
+            </w:r>
+            <w:r>
+              <w:rPr>
                 <w:sz w:val="19"/>
               </w:rPr>
+              <w:t>___</w:t>
             </w:r>
           </w:p>
           <w:p>
             <w:r>
               <w:rPr>
-                <w:rFonts w:ascii="Arial" w:hAnsi="Arial" w:eastAsia="Arial"/>
-                <w:sz w:val="19"/>
-              </w:rPr>
-              <w:t>_________________________</w:t>
-            </w:r>
-          </w:p>
-          <w:p>
-            <w:r>
-              <w:rPr>
-                <w:rFonts w:ascii="Arial" w:hAnsi="Arial" w:eastAsia="Arial"/>
                 <w:sz w:val="19"/>
               </w:rPr>
               <w:t>Name: Dr Ang Chew Hoe</w:t>
@@ -795,7 +849,6 @@
           <w:p>
             <w:r>
               <w:rPr>
-                <w:rFonts w:ascii="Arial" w:hAnsi="Arial" w:eastAsia="Arial"/>
                 <w:sz w:val="19"/>
               </w:rPr>
               <w:t>Designation: Head of AEB Board</w:t>
@@ -804,7 +857,6 @@
           <w:p>
             <w:r>
               <w:rPr>
-                <w:rFonts w:ascii="Arial" w:hAnsi="Arial" w:eastAsia="Arial"/>
                 <w:sz w:val="19"/>
               </w:rPr>
               <w:t>Date: ___________________</w:t>
@@ -815,8 +867,8 @@
     </w:tbl>
     <w:p/>
     <w:sectPr>
-      <w:footerReference w:type="default" r:id="rId8"/>
-      <w:headerReference w:type="default" r:id="rId11"/>
+      <w:headerReference w:type="default" r:id="rId9"/>
+      <w:footerReference w:type="default" r:id="rId10"/>
       <w:pgSz w:w="12240" w:h="15840"/>
       <w:pgMar w:top="1008" w:right="1224" w:bottom="1008" w:left="1224" w:header="720" w:footer="720" w:gutter="0"/>
       <w:cols w:space="720"/>
@@ -894,7 +946,7 @@
 </file>
 
 <file path=word/header1.xml><?xml version="1.0" encoding="utf-8"?>
-<w:hdr xmlns:m="http://schemas.openxmlformats.org/officeDocument/2006/math" xmlns:mc="http://schemas.openxmlformats.org/markup-compatibility/2006" xmlns:mo="http://schemas.microsoft.com/office/mac/office/2008/main" xmlns:mv="urn:schemas-microsoft-com:mac:vml" xmlns:o="urn:schemas-microsoft-com:office:office" xmlns:r="http://schemas.openxmlformats.org/officeDocument/2006/relationships" xmlns:v="urn:schemas-microsoft-com:vml" xmlns:w10="urn:schemas-microsoft-com:office:word" xmlns:w14="http://schemas.microsoft.com/office/word/2010/wordml" xmlns:w="http://schemas.openxmlformats.org/wordprocessingml/2006/main" xmlns:wne="http://schemas.microsoft.com/office/word/2006/wordml" xmlns:wp14="http://schemas.microsoft.com/office/word/2010/wordprocessingDrawing" xmlns:wp="http://schemas.openxmlformats.org/drawingml/2006/wordprocessingDrawing" xmlns:wpc="http://schemas.microsoft.com/office/word/2010/wordprocessingCanvas" xmlns:wpg="http://schemas.microsoft.com/office/word/2010/wordprocessingGroup" xmlns:wpi="http://schemas.microsoft.com/office/word/2010/wordprocessingInk" xmlns:wps="http://schemas.microsoft.com/office/word/2010/wordprocessingShape" mc:Ignorable="w14 wp14">
+<w:hdr xmlns:wpc="http://schemas.microsoft.com/office/word/2010/wordprocessingCanvas" xmlns:cx="http://schemas.microsoft.com/office/drawing/2014/chartex" xmlns:cx1="http://schemas.microsoft.com/office/drawing/2015/9/8/chartex" xmlns:cx2="http://schemas.microsoft.com/office/drawing/2015/10/21/chartex" xmlns:cx3="http://schemas.microsoft.com/office/drawing/2016/5/9/chartex" xmlns:cx4="http://schemas.microsoft.com/office/drawing/2016/5/10/chartex" xmlns:cx5="http://schemas.microsoft.com/office/drawing/2016/5/11/chartex" xmlns:cx6="http://schemas.microsoft.com/office/drawing/2016/5/12/chartex" xmlns:cx7="http://schemas.microsoft.com/office/drawing/2016/5/13/chartex" xmlns:cx8="http://schemas.microsoft.com/office/drawing/2016/5/14/chartex" xmlns:mc="http://schemas.openxmlformats.org/markup-compatibility/2006" xmlns:aink="http://schemas.microsoft.com/office/drawing/2016/ink" xmlns:am3d="http://schemas.microsoft.com/office/drawing/2017/model3d" xmlns:o="urn:schemas-microsoft-com:office:office" xmlns:oel="http://schemas.microsoft.com/office/2019/extlst" xmlns:r="http://schemas.openxmlformats.org/officeDocument/2006/relationships" xmlns:m="http://schemas.openxmlformats.org/officeDocument/2006/math" xmlns:v="urn:schemas-microsoft-com:vml" xmlns:wp14="http://schemas.microsoft.com/office/word/2010/wordprocessingDrawing" xmlns:wp="http://schemas.openxmlformats.org/drawingml/2006/wordprocessingDrawing" xmlns:w10="urn:schemas-microsoft-com:office:word" xmlns:w="http://schemas.openxmlformats.org/wordprocessingml/2006/main" xmlns:w14="http://schemas.microsoft.com/office/word/2010/wordml" xmlns:w15="http://schemas.microsoft.com/office/word/2012/wordml" xmlns:w16cex="http://schemas.microsoft.com/office/word/2018/wordml/cex" xmlns:w16cid="http://schemas.microsoft.com/office/word/2016/wordml/cid" xmlns:w16="http://schemas.microsoft.com/office/word/2018/wordml" xmlns:w16du="http://schemas.microsoft.com/office/word/2023/wordml/word16du" xmlns:w16sdtdh="http://schemas.microsoft.com/office/word/2020/wordml/sdtdatahash" xmlns:w16sdtfl="http://schemas.microsoft.com/office/word/2024/wordml/sdtformatlock" xmlns:w16se="http://schemas.microsoft.com/office/word/2015/wordml/symex" xmlns:wpg="http://schemas.microsoft.com/office/word/2010/wordprocessingGroup" xmlns:wpi="http://schemas.microsoft.com/office/word/2010/wordprocessingInk" xmlns:wne="http://schemas.microsoft.com/office/word/2006/wordml" xmlns:wps="http://schemas.microsoft.com/office/word/2010/wordprocessingShape" mc:Ignorable="w14 w15 w16se w16cid w16 w16cex w16sdtdh w16sdtfl w16du wp14">
   <w:p>
     <w:pPr>
       <w:pStyle w:val="Header"/>
